--- a/docx_out/UD 4 - Sincronizacion/UD 4 - Apuntes.docx
+++ b/docx_out/UD 4 - Sincronizacion/UD 4 - Apuntes.docx
@@ -7474,7 +7474,7 @@
     </w:p>
     <w:bookmarkEnd w:id="50"/>
     <w:bookmarkEnd w:id="51"/>
-    <w:bookmarkStart w:id="58" w:name="semaphore"/>
+    <w:bookmarkStart w:id="61" w:name="semaphore"/>
     <w:p>
       <w:pPr>
         <w:pStyle w:val="Heading1"/>
@@ -8391,7 +8391,7 @@
       </w:r>
     </w:p>
     <w:bookmarkEnd w:id="52"/>
-    <w:bookmarkStart w:id="53" w:name="semáforo-con-timeout"/>
+    <w:bookmarkStart w:id="56" w:name="semáforo-con-timeout"/>
     <w:p>
       <w:pPr>
         <w:pStyle w:val="Heading2"/>
@@ -8404,6 +8404,51 @@
       <w:pPr>
         <w:pStyle w:val="FirstParagraph"/>
       </w:pPr>
+      <w:r>
+        <w:drawing>
+          <wp:inline>
+            <wp:extent cx="5334000" cy="2785533"/>
+            <wp:effectExtent b="0" l="0" r="0" t="0"/>
+            <wp:docPr descr="Diagrama del Semaphore(3) como aforo: tres hilos dentro, dos esperando a que alguien haga release()" title="" id="54" name="Picture"/>
+            <a:graphic>
+              <a:graphicData uri="http://schemas.openxmlformats.org/drawingml/2006/picture">
+                <pic:pic>
+                  <pic:nvPicPr>
+                    <pic:cNvPr descr="C:/Users/serga/Desktop/ApuntesPSP/docx_out/pngs/semaphore-aforo.png" id="55" name="Picture"/>
+                    <pic:cNvPicPr>
+                      <a:picLocks noChangeArrowheads="1" noChangeAspect="1"/>
+                    </pic:cNvPicPr>
+                  </pic:nvPicPr>
+                  <pic:blipFill>
+                    <a:blip r:embed="rId53"/>
+                    <a:stretch>
+                      <a:fillRect/>
+                    </a:stretch>
+                  </pic:blipFill>
+                  <pic:spPr bwMode="auto">
+                    <a:xfrm>
+                      <a:off x="0" y="0"/>
+                      <a:ext cx="5334000" cy="2785533"/>
+                    </a:xfrm>
+                    <a:prstGeom prst="rect">
+                      <a:avLst/>
+                    </a:prstGeom>
+                    <a:noFill/>
+                    <a:ln w="9525">
+                      <a:noFill/>
+                      <a:headEnd/>
+                      <a:tailEnd/>
+                    </a:ln>
+                  </pic:spPr>
+                </pic:pic>
+              </a:graphicData>
+            </a:graphic>
+          </wp:inline>
+        </w:drawing>
+      </w:r>
+      <w:r>
+        <w:t xml:space="preserve"> </w:t>
+      </w:r>
       <w:r>
         <w:t xml:space="preserve">A veces no quieres esperar eternamente: si el recurso no se libera en X segundos, el hilo se rinde.</w:t>
       </w:r>
@@ -9013,8 +9058,8 @@
         </w:pict>
       </w:r>
     </w:p>
-    <w:bookmarkEnd w:id="53"/>
-    <w:bookmarkStart w:id="54" w:name="para-qué-sirve-un-semáforo"/>
+    <w:bookmarkEnd w:id="56"/>
+    <w:bookmarkStart w:id="57" w:name="para-qué-sirve-un-semáforo"/>
     <w:p>
       <w:pPr>
         <w:pStyle w:val="Heading2"/>
@@ -9257,8 +9302,8 @@
         </w:pict>
       </w:r>
     </w:p>
-    <w:bookmarkEnd w:id="54"/>
-    <w:bookmarkStart w:id="55" w:name="mini-chequeo-3"/>
+    <w:bookmarkEnd w:id="57"/>
+    <w:bookmarkStart w:id="58" w:name="mini-chequeo-3"/>
     <w:p>
       <w:pPr>
         <w:pStyle w:val="Heading2"/>
@@ -9455,8 +9500,8 @@
         </w:pict>
       </w:r>
     </w:p>
-    <w:bookmarkEnd w:id="55"/>
-    <w:bookmarkStart w:id="56" w:name="resumen-en-3-frases-3"/>
+    <w:bookmarkEnd w:id="58"/>
+    <w:bookmarkStart w:id="59" w:name="resumen-en-3-frases-3"/>
     <w:p>
       <w:pPr>
         <w:pStyle w:val="Heading2"/>
@@ -9581,8 +9626,8 @@
         <w:t xml:space="preserve">: conexiones a BD, descargas simultáneas o APIs con rate limit.</w:t>
       </w:r>
     </w:p>
-    <w:bookmarkEnd w:id="56"/>
-    <w:bookmarkStart w:id="57" w:name="vocabulario-rápido-3"/>
+    <w:bookmarkEnd w:id="59"/>
+    <w:bookmarkStart w:id="60" w:name="vocabulario-rápido-3"/>
     <w:p>
       <w:pPr>
         <w:pStyle w:val="Heading2"/>
@@ -9829,9 +9874,9 @@
         </w:r>
       </w:hyperlink>
     </w:p>
-    <w:bookmarkEnd w:id="57"/>
-    <w:bookmarkEnd w:id="58"/>
-    <w:bookmarkStart w:id="68" w:name="barrier"/>
+    <w:bookmarkEnd w:id="60"/>
+    <w:bookmarkEnd w:id="61"/>
+    <w:bookmarkStart w:id="71" w:name="barrier"/>
     <w:p>
       <w:pPr>
         <w:pStyle w:val="Heading1"/>
@@ -9921,7 +9966,7 @@
         </w:pict>
       </w:r>
     </w:p>
-    <w:bookmarkStart w:id="59" w:name="la-idea-en-una-frase-4"/>
+    <w:bookmarkStart w:id="62" w:name="la-idea-en-una-frase-4"/>
     <w:p>
       <w:pPr>
         <w:pStyle w:val="Heading2"/>
@@ -10745,8 +10790,8 @@
         </w:pict>
       </w:r>
     </w:p>
-    <w:bookmarkEnd w:id="59"/>
-    <w:bookmarkStart w:id="63" w:name="sincronizar-fases-de-un-trabajo"/>
+    <w:bookmarkEnd w:id="62"/>
+    <w:bookmarkStart w:id="66" w:name="sincronizar-fases-de-un-trabajo"/>
     <w:p>
       <w:pPr>
         <w:pStyle w:val="Heading2"/>
@@ -10785,18 +10830,18 @@
           <wp:inline>
             <wp:extent cx="5334000" cy="2667000"/>
             <wp:effectExtent b="0" l="0" r="0" t="0"/>
-            <wp:docPr descr="Diagrama de una Barrier sincronizando tres hilos: nadie empieza la fase 2 hasta que todos han terminado la fase 1" title="" id="61" name="Picture"/>
+            <wp:docPr descr="Diagrama de una Barrier sincronizando tres hilos: nadie empieza la fase 2 hasta que todos han terminado la fase 1" title="" id="64" name="Picture"/>
             <a:graphic>
               <a:graphicData uri="http://schemas.openxmlformats.org/drawingml/2006/picture">
                 <pic:pic>
                   <pic:nvPicPr>
-                    <pic:cNvPr descr="C:/Users/serga/Desktop/ApuntesPSP/docx_out/pngs/barrier-fases.png" id="62" name="Picture"/>
+                    <pic:cNvPr descr="C:/Users/serga/Desktop/ApuntesPSP/docx_out/pngs/barrier-fases.png" id="65" name="Picture"/>
                     <pic:cNvPicPr>
                       <a:picLocks noChangeArrowheads="1" noChangeAspect="1"/>
                     </pic:cNvPicPr>
                   </pic:nvPicPr>
                   <pic:blipFill>
-                    <a:blip r:embed="rId60"/>
+                    <a:blip r:embed="rId63"/>
                     <a:stretch>
                       <a:fillRect/>
                     </a:stretch>
@@ -10833,81 +10878,7 @@
     </w:p>
     <w:p>
       <w:pPr>
-        <w:pStyle w:val="SourceCode"/>
-      </w:pPr>
-      <w:r>
-        <w:rPr>
-          <w:rStyle w:val="VerbatimChar"/>
-        </w:rPr>
-        <w:t xml:space="preserve">      FASE 1               FASE 2</w:t>
-      </w:r>
-      <w:r>
-        <w:br/>
-      </w:r>
-      <w:r>
-        <w:rPr>
-          <w:rStyle w:val="VerbatimChar"/>
-        </w:rPr>
-        <w:t xml:space="preserve">Hilo-A: trabaja → wait() → trabaja → wait()</w:t>
-      </w:r>
-      <w:r>
-        <w:br/>
-      </w:r>
-      <w:r>
-        <w:rPr>
-          <w:rStyle w:val="VerbatimChar"/>
-        </w:rPr>
-        <w:t xml:space="preserve">Hilo-B: trabaja → wait() → trabaja → wait()</w:t>
-      </w:r>
-      <w:r>
-        <w:br/>
-      </w:r>
-      <w:r>
-        <w:rPr>
-          <w:rStyle w:val="VerbatimChar"/>
-        </w:rPr>
-        <w:t xml:space="preserve">Hilo-C: trabaja → wait() → trabaja → wait()</w:t>
-      </w:r>
-      <w:r>
-        <w:br/>
-      </w:r>
-      <w:r>
-        <w:rPr>
-          <w:rStyle w:val="VerbatimChar"/>
-        </w:rPr>
-        <w:t xml:space="preserve">        └──────┘            └──────┘</w:t>
-      </w:r>
-      <w:r>
-        <w:br/>
-      </w:r>
-      <w:r>
-        <w:rPr>
-          <w:rStyle w:val="VerbatimChar"/>
-        </w:rPr>
-        <w:t xml:space="preserve">       todos acaban       todos acaban</w:t>
-      </w:r>
-      <w:r>
-        <w:br/>
-      </w:r>
-      <w:r>
-        <w:rPr>
-          <w:rStyle w:val="VerbatimChar"/>
-        </w:rPr>
-        <w:t xml:space="preserve">       a la vez y         a la vez y</w:t>
-      </w:r>
-      <w:r>
-        <w:br/>
-      </w:r>
-      <w:r>
-        <w:rPr>
-          <w:rStyle w:val="VerbatimChar"/>
-        </w:rPr>
-        <w:t xml:space="preserve">       pasan juntos       pasan juntos</w:t>
-      </w:r>
-    </w:p>
-    <w:p>
-      <w:pPr>
-        <w:pStyle w:val="FirstParagraph"/>
+        <w:pStyle w:val="BodyText"/>
       </w:pPr>
       <w:r>
         <w:t xml:space="preserve">Un ejemplo: descargar 3 archivos, y solo cuando los 3 estén descargados, empezar a procesarlos.</w:t>
@@ -11436,8 +11407,8 @@
         </w:pict>
       </w:r>
     </w:p>
-    <w:bookmarkEnd w:id="63"/>
-    <w:bookmarkStart w:id="64" w:name="barrier-frente-al-resto"/>
+    <w:bookmarkEnd w:id="66"/>
+    <w:bookmarkStart w:id="67" w:name="barrier-frente-al-resto"/>
     <w:p>
       <w:pPr>
         <w:pStyle w:val="Heading2"/>
@@ -11616,8 +11587,8 @@
         </w:pict>
       </w:r>
     </w:p>
-    <w:bookmarkEnd w:id="64"/>
-    <w:bookmarkStart w:id="65" w:name="mini-chequeo-4"/>
+    <w:bookmarkEnd w:id="67"/>
+    <w:bookmarkStart w:id="68" w:name="mini-chequeo-4"/>
     <w:p>
       <w:pPr>
         <w:pStyle w:val="Heading2"/>
@@ -11781,8 +11752,8 @@
         </w:pict>
       </w:r>
     </w:p>
-    <w:bookmarkEnd w:id="65"/>
-    <w:bookmarkStart w:id="66" w:name="resumen-en-3-frases-4"/>
+    <w:bookmarkEnd w:id="68"/>
+    <w:bookmarkStart w:id="69" w:name="resumen-en-3-frases-4"/>
     <w:p>
       <w:pPr>
         <w:pStyle w:val="Heading2"/>
@@ -11883,8 +11854,8 @@
         <w:t xml:space="preserve">El número de hilos debe coincidir con el de la barrera, o el grupo se queda esperando para siempre.</w:t>
       </w:r>
     </w:p>
-    <w:bookmarkEnd w:id="66"/>
-    <w:bookmarkStart w:id="67" w:name="vocabulario-rápido-4"/>
+    <w:bookmarkEnd w:id="69"/>
+    <w:bookmarkStart w:id="70" w:name="vocabulario-rápido-4"/>
     <w:p>
       <w:pPr>
         <w:pStyle w:val="Heading2"/>
@@ -12132,9 +12103,9 @@
         </w:r>
       </w:hyperlink>
     </w:p>
-    <w:bookmarkEnd w:id="67"/>
-    <w:bookmarkEnd w:id="68"/>
-    <w:bookmarkStart w:id="76" w:name="condition"/>
+    <w:bookmarkEnd w:id="70"/>
+    <w:bookmarkEnd w:id="71"/>
+    <w:bookmarkStart w:id="82" w:name="condition"/>
     <w:p>
       <w:pPr>
         <w:pStyle w:val="Heading1"/>
@@ -12224,7 +12195,7 @@
         </w:pict>
       </w:r>
     </w:p>
-    <w:bookmarkStart w:id="69" w:name="la-idea-en-una-frase-5"/>
+    <w:bookmarkStart w:id="72" w:name="la-idea-en-una-frase-5"/>
     <w:p>
       <w:pPr>
         <w:pStyle w:val="Heading2"/>
@@ -13140,8 +13111,8 @@
         </w:pict>
       </w:r>
     </w:p>
-    <w:bookmarkEnd w:id="69"/>
-    <w:bookmarkStart w:id="70" w:name="métodos-de-condition"/>
+    <w:bookmarkEnd w:id="72"/>
+    <w:bookmarkStart w:id="76" w:name="métodos-de-condition"/>
     <w:p>
       <w:pPr>
         <w:pStyle w:val="Heading2"/>
@@ -13150,125 +13121,128 @@
         <w:t xml:space="preserve">📚 Métodos de Condition</w:t>
       </w:r>
     </w:p>
-    <w:tbl>
-      <w:tblPr>
-        <w:tblStyle w:val="Table"/>
-        <w:tblW w:type="auto" w:w="0"/>
-        <w:tblLook w:firstRow="1" w:lastRow="0" w:firstColumn="0" w:lastColumn="0" w:noHBand="0" w:noVBand="0" w:val="0020"/>
-      </w:tblPr>
-      <w:tblGrid>
-        <w:gridCol w:w="3960"/>
-        <w:gridCol w:w="3960"/>
-      </w:tblGrid>
-      <w:tr>
-        <w:trPr>
-          <w:tblHeader w:val="on"/>
-        </w:trPr>
-        <w:tc>
-          <w:tcPr/>
-          <w:p>
-            <w:pPr>
-              <w:pStyle w:val="Compact"/>
-            </w:pPr>
-            <w:r>
-              <w:t xml:space="preserve">Método</w:t>
-            </w:r>
-          </w:p>
-        </w:tc>
-        <w:tc>
-          <w:tcPr/>
-          <w:p>
-            <w:pPr>
-              <w:pStyle w:val="Compact"/>
-            </w:pPr>
-            <w:r>
-              <w:t xml:space="preserve">Qué hace</w:t>
-            </w:r>
-          </w:p>
-        </w:tc>
-      </w:tr>
-      <w:tr>
-        <w:tc>
-          <w:tcPr/>
-          <w:p>
-            <w:pPr>
-              <w:pStyle w:val="Compact"/>
-            </w:pPr>
-            <w:r>
-              <w:rPr>
-                <w:rStyle w:val="VerbatimChar"/>
-              </w:rPr>
-              <w:t xml:space="preserve">wait()</w:t>
-            </w:r>
-          </w:p>
-        </w:tc>
-        <w:tc>
-          <w:tcPr/>
-          <w:p>
-            <w:pPr>
-              <w:pStyle w:val="Compact"/>
-            </w:pPr>
-            <w:r>
-              <w:t xml:space="preserve">Libera el lock y espera una notificación</w:t>
-            </w:r>
-          </w:p>
-        </w:tc>
-      </w:tr>
-      <w:tr>
-        <w:tc>
-          <w:tcPr/>
-          <w:p>
-            <w:pPr>
-              <w:pStyle w:val="Compact"/>
-            </w:pPr>
-            <w:r>
-              <w:rPr>
-                <w:rStyle w:val="VerbatimChar"/>
-              </w:rPr>
-              <w:t xml:space="preserve">notify()</w:t>
-            </w:r>
-          </w:p>
-        </w:tc>
-        <w:tc>
-          <w:tcPr/>
-          <w:p>
-            <w:pPr>
-              <w:pStyle w:val="Compact"/>
-            </w:pPr>
-            <w:r>
-              <w:t xml:space="preserve">Despierta a un hilo que está esperando</w:t>
-            </w:r>
-          </w:p>
-        </w:tc>
-      </w:tr>
-      <w:tr>
-        <w:tc>
-          <w:tcPr/>
-          <w:p>
-            <w:pPr>
-              <w:pStyle w:val="Compact"/>
-            </w:pPr>
-            <w:r>
-              <w:rPr>
-                <w:rStyle w:val="VerbatimChar"/>
-              </w:rPr>
-              <w:t xml:space="preserve">notify_all()</w:t>
-            </w:r>
-          </w:p>
-        </w:tc>
-        <w:tc>
-          <w:tcPr/>
-          <w:p>
-            <w:pPr>
-              <w:pStyle w:val="Compact"/>
-            </w:pPr>
-            <w:r>
-              <w:t xml:space="preserve">Despierta a todos los hilos que esperan</w:t>
-            </w:r>
-          </w:p>
-        </w:tc>
-      </w:tr>
-    </w:tbl>
+    <w:p>
+      <w:pPr>
+        <w:pStyle w:val="FirstParagraph"/>
+      </w:pPr>
+      <w:r>
+        <w:drawing>
+          <wp:inline>
+            <wp:extent cx="5334000" cy="2794578"/>
+            <wp:effectExtent b="0" l="0" r="0" t="0"/>
+            <wp:docPr descr="Diagrama de la Condition: productor y consumidor coordinados con wait() y notify() bajo el mismo lock" title="" id="74" name="Picture"/>
+            <a:graphic>
+              <a:graphicData uri="http://schemas.openxmlformats.org/drawingml/2006/picture">
+                <pic:pic>
+                  <pic:nvPicPr>
+                    <pic:cNvPr descr="C:/Users/serga/Desktop/ApuntesPSP/docx_out/pngs/condition-wait-notify.png" id="75" name="Picture"/>
+                    <pic:cNvPicPr>
+                      <a:picLocks noChangeArrowheads="1" noChangeAspect="1"/>
+                    </pic:cNvPicPr>
+                  </pic:nvPicPr>
+                  <pic:blipFill>
+                    <a:blip r:embed="rId73"/>
+                    <a:stretch>
+                      <a:fillRect/>
+                    </a:stretch>
+                  </pic:blipFill>
+                  <pic:spPr bwMode="auto">
+                    <a:xfrm>
+                      <a:off x="0" y="0"/>
+                      <a:ext cx="5334000" cy="2794578"/>
+                    </a:xfrm>
+                    <a:prstGeom prst="rect">
+                      <a:avLst/>
+                    </a:prstGeom>
+                    <a:noFill/>
+                    <a:ln w="9525">
+                      <a:noFill/>
+                      <a:headEnd/>
+                      <a:tailEnd/>
+                    </a:ln>
+                  </pic:spPr>
+                </pic:pic>
+              </a:graphicData>
+            </a:graphic>
+          </wp:inline>
+        </w:drawing>
+      </w:r>
+      <w:r>
+        <w:t xml:space="preserve"> </w:t>
+      </w:r>
+      <w:r>
+        <w:t xml:space="preserve">| Método | Qué hace |</w:t>
+      </w:r>
+      <w:r>
+        <w:t xml:space="preserve"> </w:t>
+      </w:r>
+      <w:r>
+        <w:t xml:space="preserve">|——–|———-|</w:t>
+      </w:r>
+      <w:r>
+        <w:t xml:space="preserve"> </w:t>
+      </w:r>
+      <w:r>
+        <w:t xml:space="preserve">|</w:t>
+      </w:r>
+      <w:r>
+        <w:t xml:space="preserve"> </w:t>
+      </w:r>
+      <w:r>
+        <w:rPr>
+          <w:rStyle w:val="VerbatimChar"/>
+        </w:rPr>
+        <w:t xml:space="preserve">wait()</w:t>
+      </w:r>
+      <w:r>
+        <w:t xml:space="preserve"> </w:t>
+      </w:r>
+      <w:r>
+        <w:t xml:space="preserve">| Libera el lock y espera una notificación |</w:t>
+      </w:r>
+      <w:r>
+        <w:t xml:space="preserve"> </w:t>
+      </w:r>
+      <w:r>
+        <w:t xml:space="preserve">|</w:t>
+      </w:r>
+      <w:r>
+        <w:t xml:space="preserve"> </w:t>
+      </w:r>
+      <w:r>
+        <w:rPr>
+          <w:rStyle w:val="VerbatimChar"/>
+        </w:rPr>
+        <w:t xml:space="preserve">notify()</w:t>
+      </w:r>
+      <w:r>
+        <w:t xml:space="preserve"> </w:t>
+      </w:r>
+      <w:r>
+        <w:t xml:space="preserve">| Despierta a un hilo que está esperando |</w:t>
+      </w:r>
+      <w:r>
+        <w:t xml:space="preserve"> </w:t>
+      </w:r>
+      <w:r>
+        <w:t xml:space="preserve">|</w:t>
+      </w:r>
+      <w:r>
+        <w:t xml:space="preserve"> </w:t>
+      </w:r>
+      <w:r>
+        <w:rPr>
+          <w:rStyle w:val="VerbatimChar"/>
+        </w:rPr>
+        <w:t xml:space="preserve">notify_all()</w:t>
+      </w:r>
+      <w:r>
+        <w:t xml:space="preserve"> </w:t>
+      </w:r>
+      <w:r>
+        <w:t xml:space="preserve">| Despierta a todos los hilos que esperan |</w:t>
+      </w:r>
+    </w:p>
     <w:p>
       <w:pPr>
         <w:pStyle w:val="BlockText"/>
@@ -13358,8 +13332,8 @@
         </w:pict>
       </w:r>
     </w:p>
-    <w:bookmarkEnd w:id="70"/>
-    <w:bookmarkStart w:id="71" w:name="la-regla-de-oro-while-no-if"/>
+    <w:bookmarkEnd w:id="76"/>
+    <w:bookmarkStart w:id="77" w:name="la-regla-de-oro-while-no-if"/>
     <w:p>
       <w:pPr>
         <w:pStyle w:val="Heading2"/>
@@ -13653,8 +13627,8 @@
         </w:pict>
       </w:r>
     </w:p>
-    <w:bookmarkEnd w:id="71"/>
-    <w:bookmarkStart w:id="72" w:name="cuándo-usarla"/>
+    <w:bookmarkEnd w:id="77"/>
+    <w:bookmarkStart w:id="78" w:name="cuándo-usarla"/>
     <w:p>
       <w:pPr>
         <w:pStyle w:val="Heading2"/>
@@ -14301,8 +14275,8 @@
         </w:pict>
       </w:r>
     </w:p>
-    <w:bookmarkEnd w:id="72"/>
-    <w:bookmarkStart w:id="73" w:name="mini-chequeo-5"/>
+    <w:bookmarkEnd w:id="78"/>
+    <w:bookmarkStart w:id="79" w:name="mini-chequeo-5"/>
     <w:p>
       <w:pPr>
         <w:pStyle w:val="Heading2"/>
@@ -14591,8 +14565,8 @@
         </w:pict>
       </w:r>
     </w:p>
-    <w:bookmarkEnd w:id="73"/>
-    <w:bookmarkStart w:id="74" w:name="resumen-en-3-frases-5"/>
+    <w:bookmarkEnd w:id="79"/>
+    <w:bookmarkStart w:id="80" w:name="resumen-en-3-frases-5"/>
     <w:p>
       <w:pPr>
         <w:pStyle w:val="Heading2"/>
@@ -14763,8 +14737,8 @@
         <w:t xml:space="preserve">, que verás en el siguiente punto.</w:t>
       </w:r>
     </w:p>
-    <w:bookmarkEnd w:id="74"/>
-    <w:bookmarkStart w:id="75" w:name="vocabulario-rápido-5"/>
+    <w:bookmarkEnd w:id="80"/>
+    <w:bookmarkStart w:id="81" w:name="vocabulario-rápido-5"/>
     <w:p>
       <w:pPr>
         <w:pStyle w:val="Heading2"/>
@@ -15012,9 +14986,9 @@
         </w:r>
       </w:hyperlink>
     </w:p>
-    <w:bookmarkEnd w:id="75"/>
-    <w:bookmarkEnd w:id="76"/>
-    <w:bookmarkStart w:id="83" w:name="productor-consumidor"/>
+    <w:bookmarkEnd w:id="81"/>
+    <w:bookmarkEnd w:id="82"/>
+    <w:bookmarkStart w:id="92" w:name="productor-consumidor"/>
     <w:p>
       <w:pPr>
         <w:pStyle w:val="Heading1"/>
@@ -15104,7 +15078,7 @@
         </w:pict>
       </w:r>
     </w:p>
-    <w:bookmarkStart w:id="77" w:name="la-idea-en-una-frase-6"/>
+    <w:bookmarkStart w:id="83" w:name="la-idea-en-una-frase-6"/>
     <w:p>
       <w:pPr>
         <w:pStyle w:val="Heading2"/>
@@ -15997,8 +15971,8 @@
         </w:pict>
       </w:r>
     </w:p>
-    <w:bookmarkEnd w:id="77"/>
-    <w:bookmarkStart w:id="78" w:name="paso-a-paso"/>
+    <w:bookmarkEnd w:id="83"/>
+    <w:bookmarkStart w:id="87" w:name="paso-a-paso"/>
     <w:p>
       <w:pPr>
         <w:pStyle w:val="Heading2"/>
@@ -16009,7 +15983,62 @@
     </w:p>
     <w:p>
       <w:pPr>
-        <w:pStyle w:val="FirstParagraph"/>
+        <w:pStyle w:val="CaptionedFigure"/>
+      </w:pPr>
+      <w:r>
+        <w:drawing>
+          <wp:inline>
+            <wp:extent cx="5334000" cy="2984500"/>
+            <wp:effectExtent b="0" l="0" r="0" t="0"/>
+            <wp:docPr descr="Diagrama del patrón productor-consumidor: cola compartida entre ambos hilos, con append y notify por un lado y pop por otro" title="" id="85" name="Picture"/>
+            <a:graphic>
+              <a:graphicData uri="http://schemas.openxmlformats.org/drawingml/2006/picture">
+                <pic:pic>
+                  <pic:nvPicPr>
+                    <pic:cNvPr descr="C:/Users/serga/Desktop/ApuntesPSP/docx_out/pngs/productor-consumidor.png" id="86" name="Picture"/>
+                    <pic:cNvPicPr>
+                      <a:picLocks noChangeArrowheads="1" noChangeAspect="1"/>
+                    </pic:cNvPicPr>
+                  </pic:nvPicPr>
+                  <pic:blipFill>
+                    <a:blip r:embed="rId84"/>
+                    <a:stretch>
+                      <a:fillRect/>
+                    </a:stretch>
+                  </pic:blipFill>
+                  <pic:spPr bwMode="auto">
+                    <a:xfrm>
+                      <a:off x="0" y="0"/>
+                      <a:ext cx="5334000" cy="2984500"/>
+                    </a:xfrm>
+                    <a:prstGeom prst="rect">
+                      <a:avLst/>
+                    </a:prstGeom>
+                    <a:noFill/>
+                    <a:ln w="9525">
+                      <a:noFill/>
+                      <a:headEnd/>
+                      <a:tailEnd/>
+                    </a:ln>
+                  </pic:spPr>
+                </pic:pic>
+              </a:graphicData>
+            </a:graphic>
+          </wp:inline>
+        </w:drawing>
+      </w:r>
+    </w:p>
+    <w:p>
+      <w:pPr>
+        <w:pStyle w:val="ImageCaption"/>
+      </w:pPr>
+      <w:r>
+        <w:t xml:space="preserve">Diagrama del patrón productor-consumidor: cola compartida entre ambos hilos, con append y notify por un lado y pop por otro</w:t>
+      </w:r>
+    </w:p>
+    <w:p>
+      <w:pPr>
+        <w:pStyle w:val="BodyText"/>
       </w:pPr>
       <w:r>
         <w:t xml:space="preserve">Veamos cómo se coordinan los dos hilos:</w:t>
@@ -16200,8 +16229,8 @@
         </w:pict>
       </w:r>
     </w:p>
-    <w:bookmarkEnd w:id="78"/>
-    <w:bookmarkStart w:id="79" w:name="con-varios-productores-y-consumidores"/>
+    <w:bookmarkEnd w:id="87"/>
+    <w:bookmarkStart w:id="88" w:name="con-varios-productores-y-consumidores"/>
     <w:p>
       <w:pPr>
         <w:pStyle w:val="Heading2"/>
@@ -17178,8 +17207,8 @@
         </w:pict>
       </w:r>
     </w:p>
-    <w:bookmarkEnd w:id="79"/>
-    <w:bookmarkStart w:id="80" w:name="mini-chequeo-6"/>
+    <w:bookmarkEnd w:id="88"/>
+    <w:bookmarkStart w:id="89" w:name="mini-chequeo-6"/>
     <w:p>
       <w:pPr>
         <w:pStyle w:val="Heading2"/>
@@ -17417,8 +17446,8 @@
         </w:pict>
       </w:r>
     </w:p>
-    <w:bookmarkEnd w:id="80"/>
-    <w:bookmarkStart w:id="81" w:name="resumen-en-3-frases-6"/>
+    <w:bookmarkEnd w:id="89"/>
+    <w:bookmarkStart w:id="90" w:name="resumen-en-3-frases-6"/>
     <w:p>
       <w:pPr>
         <w:pStyle w:val="Heading2"/>
@@ -17563,8 +17592,8 @@
         <w:t xml:space="preserve">garantiza que ningún hilo consuma un dato que no existe ni se quede dormido con trabajo pendiente.</w:t>
       </w:r>
     </w:p>
-    <w:bookmarkEnd w:id="81"/>
-    <w:bookmarkStart w:id="82" w:name="vocabulario-rápido-6"/>
+    <w:bookmarkEnd w:id="90"/>
+    <w:bookmarkStart w:id="91" w:name="vocabulario-rápido-6"/>
     <w:p>
       <w:pPr>
         <w:pStyle w:val="Heading2"/>
@@ -17824,9 +17853,9 @@
         </w:r>
       </w:hyperlink>
     </w:p>
-    <w:bookmarkEnd w:id="82"/>
-    <w:bookmarkEnd w:id="83"/>
-    <w:bookmarkStart w:id="94" w:name="buenas-prácticas"/>
+    <w:bookmarkEnd w:id="91"/>
+    <w:bookmarkEnd w:id="92"/>
+    <w:bookmarkStart w:id="103" w:name="buenas-prácticas"/>
     <w:p>
       <w:pPr>
         <w:pStyle w:val="Heading1"/>
@@ -17916,7 +17945,7 @@
         </w:pict>
       </w:r>
     </w:p>
-    <w:bookmarkStart w:id="84" w:name="la-idea-en-una-frase-7"/>
+    <w:bookmarkStart w:id="93" w:name="la-idea-en-una-frase-7"/>
     <w:p>
       <w:pPr>
         <w:pStyle w:val="Heading2"/>
@@ -17973,8 +18002,8 @@
         </w:pict>
       </w:r>
     </w:p>
-    <w:bookmarkEnd w:id="84"/>
-    <w:bookmarkStart w:id="85" w:name="el-deadlock-todos-esperan-al-lock"/>
+    <w:bookmarkEnd w:id="93"/>
+    <w:bookmarkStart w:id="94" w:name="el-deadlock-todos-esperan-al-lock"/>
     <w:p>
       <w:pPr>
         <w:pStyle w:val="Heading2"/>
@@ -18575,8 +18604,8 @@
         </w:pict>
       </w:r>
     </w:p>
-    <w:bookmarkEnd w:id="85"/>
-    <w:bookmarkStart w:id="86" w:name="cómo-evitar-deadlocks-las-3-reglas"/>
+    <w:bookmarkEnd w:id="94"/>
+    <w:bookmarkStart w:id="95" w:name="cómo-evitar-deadlocks-las-3-reglas"/>
     <w:p>
       <w:pPr>
         <w:pStyle w:val="Heading2"/>
@@ -18780,8 +18809,8 @@
         </w:pict>
       </w:r>
     </w:p>
-    <w:bookmarkEnd w:id="86"/>
-    <w:bookmarkStart w:id="87" w:name="preguntas-rápidas-y-sus-respuestas"/>
+    <w:bookmarkEnd w:id="95"/>
+    <w:bookmarkStart w:id="96" w:name="preguntas-rápidas-y-sus-respuestas"/>
     <w:p>
       <w:pPr>
         <w:pStyle w:val="Heading2"/>
@@ -18881,8 +18910,8 @@
         </w:pict>
       </w:r>
     </w:p>
-    <w:bookmarkEnd w:id="87"/>
-    <w:bookmarkStart w:id="88" w:name="Xac9f5e571da37c1708a8d6523c1b778763d2ac2"/>
+    <w:bookmarkEnd w:id="96"/>
+    <w:bookmarkStart w:id="97" w:name="Xac9f5e571da37c1708a8d6523c1b778763d2ac2"/>
     <w:p>
       <w:pPr>
         <w:pStyle w:val="Heading2"/>
@@ -19124,8 +19153,8 @@
         </w:pict>
       </w:r>
     </w:p>
-    <w:bookmarkEnd w:id="88"/>
-    <w:bookmarkStart w:id="89" w:name="aprieta-el-lápiz"/>
+    <w:bookmarkEnd w:id="97"/>
+    <w:bookmarkStart w:id="98" w:name="aprieta-el-lápiz"/>
     <w:p>
       <w:pPr>
         <w:pStyle w:val="Heading2"/>
@@ -22070,8 +22099,8 @@
         </w:pict>
       </w:r>
     </w:p>
-    <w:bookmarkEnd w:id="89"/>
-    <w:bookmarkStart w:id="90" w:name="pool-puzzle-de-sincronización"/>
+    <w:bookmarkEnd w:id="98"/>
+    <w:bookmarkStart w:id="99" w:name="pool-puzzle-de-sincronización"/>
     <w:p>
       <w:pPr>
         <w:pStyle w:val="Heading2"/>
@@ -22738,8 +22767,8 @@
         </w:pict>
       </w:r>
     </w:p>
-    <w:bookmarkEnd w:id="90"/>
-    <w:bookmarkStart w:id="91" w:name="mini-chequeo-7"/>
+    <w:bookmarkEnd w:id="99"/>
+    <w:bookmarkStart w:id="100" w:name="mini-chequeo-7"/>
     <w:p>
       <w:pPr>
         <w:pStyle w:val="Heading2"/>
@@ -22908,8 +22937,8 @@
         </w:pict>
       </w:r>
     </w:p>
-    <w:bookmarkEnd w:id="91"/>
-    <w:bookmarkStart w:id="92" w:name="resumen-en-3-frases-7"/>
+    <w:bookmarkEnd w:id="100"/>
+    <w:bookmarkStart w:id="101" w:name="resumen-en-3-frases-7"/>
     <w:p>
       <w:pPr>
         <w:pStyle w:val="Heading2"/>
@@ -23017,8 +23046,8 @@
         <w:t xml:space="preserve">El ring final te deja la regla: Lock para exclusión mutua, Semaphore para aforo, Barrier para fases y Condition para el aviso.</w:t>
       </w:r>
     </w:p>
-    <w:bookmarkEnd w:id="92"/>
-    <w:bookmarkStart w:id="93" w:name="vocabulario-rápido-7"/>
+    <w:bookmarkEnd w:id="101"/>
+    <w:bookmarkStart w:id="102" w:name="vocabulario-rápido-7"/>
     <w:p>
       <w:pPr>
         <w:pStyle w:val="Heading2"/>
@@ -23266,9 +23295,9 @@
         </w:r>
       </w:hyperlink>
     </w:p>
-    <w:bookmarkEnd w:id="93"/>
-    <w:bookmarkEnd w:id="94"/>
-    <w:bookmarkStart w:id="107" w:name="cierre-consolida-lo-aprendido"/>
+    <w:bookmarkEnd w:id="102"/>
+    <w:bookmarkEnd w:id="103"/>
+    <w:bookmarkStart w:id="116" w:name="cierre-consolida-lo-aprendido"/>
     <w:p>
       <w:pPr>
         <w:pStyle w:val="Heading1"/>
@@ -23396,7 +23425,7 @@
         </w:pict>
       </w:r>
     </w:p>
-    <w:bookmarkStart w:id="95" w:name="sé-el-lock"/>
+    <w:bookmarkStart w:id="104" w:name="sé-el-lock"/>
     <w:p>
       <w:pPr>
         <w:pStyle w:val="Heading2"/>
@@ -23781,8 +23810,8 @@
         </w:pict>
       </w:r>
     </w:p>
-    <w:bookmarkEnd w:id="95"/>
-    <w:bookmarkStart w:id="96" w:name="fireside-chat-lock-vs-semaphore"/>
+    <w:bookmarkEnd w:id="104"/>
+    <w:bookmarkStart w:id="105" w:name="fireside-chat-lock-vs-semaphore"/>
     <w:p>
       <w:pPr>
         <w:pStyle w:val="Heading2"/>
@@ -24035,8 +24064,8 @@
         </w:pict>
       </w:r>
     </w:p>
-    <w:bookmarkEnd w:id="96"/>
-    <w:bookmarkStart w:id="97" w:name="quién-soy"/>
+    <w:bookmarkEnd w:id="105"/>
+    <w:bookmarkStart w:id="106" w:name="quién-soy"/>
     <w:p>
       <w:pPr>
         <w:pStyle w:val="Heading2"/>
@@ -24305,8 +24334,8 @@
         </w:pict>
       </w:r>
     </w:p>
-    <w:bookmarkEnd w:id="97"/>
-    <w:bookmarkStart w:id="98" w:name="X9259b46e01588d786c99fb519427c7f1b5e8696"/>
+    <w:bookmarkEnd w:id="106"/>
+    <w:bookmarkStart w:id="107" w:name="X9259b46e01588d786c99fb519427c7f1b5e8696"/>
     <w:p>
       <w:pPr>
         <w:pStyle w:val="Heading2"/>
@@ -24540,8 +24569,8 @@
         </w:pict>
       </w:r>
     </w:p>
-    <w:bookmarkEnd w:id="98"/>
-    <w:bookmarkStart w:id="99" w:name="X837a48898a768ec1afd6414d35e6b043c394910"/>
+    <w:bookmarkEnd w:id="107"/>
+    <w:bookmarkStart w:id="108" w:name="X837a48898a768ec1afd6414d35e6b043c394910"/>
     <w:p>
       <w:pPr>
         <w:pStyle w:val="Heading2"/>
@@ -25253,8 +25282,8 @@
         </w:pict>
       </w:r>
     </w:p>
-    <w:bookmarkEnd w:id="99"/>
-    <w:bookmarkStart w:id="100" w:name="logros-de-esta-unidad"/>
+    <w:bookmarkEnd w:id="108"/>
+    <w:bookmarkStart w:id="109" w:name="logros-de-esta-unidad"/>
     <w:p>
       <w:pPr>
         <w:pStyle w:val="Heading2"/>
@@ -25612,8 +25641,8 @@
         </w:pict>
       </w:r>
     </w:p>
-    <w:bookmarkEnd w:id="100"/>
-    <w:bookmarkStart w:id="101" w:name="atrévete-a-pensar"/>
+    <w:bookmarkEnd w:id="109"/>
+    <w:bookmarkStart w:id="110" w:name="atrévete-a-pensar"/>
     <w:p>
       <w:pPr>
         <w:pStyle w:val="Heading2"/>
@@ -26035,8 +26064,8 @@
         </w:pict>
       </w:r>
     </w:p>
-    <w:bookmarkEnd w:id="101"/>
-    <w:bookmarkStart w:id="102" w:name="crucigrama-de-bits"/>
+    <w:bookmarkEnd w:id="110"/>
+    <w:bookmarkStart w:id="111" w:name="crucigrama-de-bits"/>
     <w:p>
       <w:pPr>
         <w:pStyle w:val="Heading2"/>
@@ -26189,8 +26218,8 @@
         </w:pict>
       </w:r>
     </w:p>
-    <w:bookmarkEnd w:id="102"/>
-    <w:bookmarkStart w:id="103" w:name="entrevista-de-trabajo"/>
+    <w:bookmarkEnd w:id="111"/>
+    <w:bookmarkStart w:id="112" w:name="entrevista-de-trabajo"/>
     <w:p>
       <w:pPr>
         <w:pStyle w:val="Heading2"/>
@@ -26474,8 +26503,8 @@
         </w:pict>
       </w:r>
     </w:p>
-    <w:bookmarkEnd w:id="103"/>
-    <w:bookmarkStart w:id="104" w:name="no-hay-preguntas-tontas"/>
+    <w:bookmarkEnd w:id="112"/>
+    <w:bookmarkStart w:id="113" w:name="no-hay-preguntas-tontas"/>
     <w:p>
       <w:pPr>
         <w:pStyle w:val="Heading2"/>
@@ -26725,8 +26754,8 @@
         </w:pict>
       </w:r>
     </w:p>
-    <w:bookmarkEnd w:id="104"/>
-    <w:bookmarkStart w:id="105" w:name="poscréditos"/>
+    <w:bookmarkEnd w:id="113"/>
+    <w:bookmarkStart w:id="114" w:name="poscréditos"/>
     <w:p>
       <w:pPr>
         <w:pStyle w:val="Heading2"/>
@@ -26856,8 +26885,8 @@
         </w:pict>
       </w:r>
     </w:p>
-    <w:bookmarkEnd w:id="105"/>
-    <w:bookmarkStart w:id="106" w:name="criterios-de-evaluación-cubiertos-ra2-1"/>
+    <w:bookmarkEnd w:id="114"/>
+    <w:bookmarkStart w:id="115" w:name="criterios-de-evaluación-cubiertos-ra2-1"/>
     <w:p>
       <w:pPr>
         <w:pStyle w:val="Heading2"/>
@@ -27137,8 +27166,8 @@
         </w:r>
       </w:hyperlink>
     </w:p>
-    <w:bookmarkEnd w:id="106"/>
-    <w:bookmarkEnd w:id="107"/>
+    <w:bookmarkEnd w:id="115"/>
+    <w:bookmarkEnd w:id="116"/>
     <w:sectPr>
       <w:footnotePr>
         <w:numRestart w:val="eachSect"/>
